--- a/outputs/sample_candidate_report.docx
+++ b/outputs/sample_candidate_report.docx
@@ -37,7 +37,7 @@
           <w:color w:val="595959"/>
           <w:sz w:val="18"/>
         </w:rPr>
-        <w:t>Generated 19 September 2026, 10:27  ·  Analysis method: Offline heuristic analyzer</w:t>
+        <w:t>Generated 19 September 2026, 11:06  ·  Analysis method: Offline heuristic analyzer</w:t>
       </w:r>
     </w:p>
     <w:p>
@@ -367,7 +367,7 @@
                 <w:b w:val="0"/>
                 <w:sz w:val="18"/>
               </w:rPr>
-              <w:t>8</w:t>
+              <w:t>9</w:t>
             </w:r>
           </w:p>
         </w:tc>
@@ -430,7 +430,7 @@
                 <w:b w:val="0"/>
                 <w:sz w:val="18"/>
               </w:rPr>
-              <w:t>4</w:t>
+              <w:t>5</w:t>
             </w:r>
           </w:p>
         </w:tc>
@@ -524,7 +524,7 @@
                 <w:b w:val="0"/>
                 <w:sz w:val="18"/>
               </w:rPr>
-              <w:t>1</w:t>
+              <w:t>2</w:t>
             </w:r>
           </w:p>
         </w:tc>
@@ -619,7 +619,7 @@
                 <w:b w:val="0"/>
                 <w:sz w:val="18"/>
               </w:rPr>
-              <w:t>44.3</w:t>
+              <w:t>47.3</w:t>
             </w:r>
           </w:p>
         </w:tc>
@@ -1294,7 +1294,100 @@
                 <w:b w:val="0"/>
                 <w:sz w:val="18"/>
               </w:rPr>
-              <w:t>Candidate 007</w:t>
+              <w:t>Priya Raghavan</w:t>
+            </w:r>
+          </w:p>
+        </w:tc>
+        <w:tc>
+          <w:tcPr>
+            <w:tcW w:type="dxa" w:w="1152"/>
+          </w:tcPr>
+          <w:p>
+            <w:r/>
+            <w:r>
+              <w:rPr>
+                <w:b/>
+                <w:sz w:val="18"/>
+              </w:rPr>
+              <w:t>59/100</w:t>
+            </w:r>
+          </w:p>
+        </w:tc>
+        <w:tc>
+          <w:tcPr>
+            <w:tcW w:type="dxa" w:w="2016"/>
+            <w:shd w:val="clear" w:color="auto" w:fill="FFF2CC"/>
+          </w:tcPr>
+          <w:p>
+            <w:r/>
+            <w:r>
+              <w:rPr>
+                <w:b w:val="0"/>
+                <w:sz w:val="18"/>
+              </w:rPr>
+              <w:t>Partial Match</w:t>
+            </w:r>
+          </w:p>
+        </w:tc>
+        <w:tc>
+          <w:tcPr>
+            <w:tcW w:type="dxa" w:w="1440"/>
+          </w:tcPr>
+          <w:p>
+            <w:r/>
+            <w:r>
+              <w:rPr>
+                <w:b w:val="0"/>
+                <w:sz w:val="18"/>
+              </w:rPr>
+              <w:t>7/7</w:t>
+            </w:r>
+          </w:p>
+        </w:tc>
+        <w:tc>
+          <w:tcPr>
+            <w:tcW w:type="dxa" w:w="1440"/>
+          </w:tcPr>
+          <w:p>
+            <w:r/>
+            <w:r>
+              <w:rPr>
+                <w:b w:val="0"/>
+                <w:sz w:val="18"/>
+              </w:rPr>
+              <w:t>6 yrs</w:t>
+            </w:r>
+          </w:p>
+        </w:tc>
+      </w:tr>
+      <w:tr>
+        <w:tc>
+          <w:tcPr>
+            <w:tcW w:type="dxa" w:w="576"/>
+          </w:tcPr>
+          <w:p>
+            <w:r/>
+            <w:r>
+              <w:rPr>
+                <w:b w:val="0"/>
+                <w:sz w:val="18"/>
+              </w:rPr>
+              <w:t>3</w:t>
+            </w:r>
+          </w:p>
+        </w:tc>
+        <w:tc>
+          <w:tcPr>
+            <w:tcW w:type="dxa" w:w="2736"/>
+          </w:tcPr>
+          <w:p>
+            <w:r/>
+            <w:r>
+              <w:rPr>
+                <w:b w:val="0"/>
+                <w:sz w:val="18"/>
+              </w:rPr>
+              <w:t>Candidate 008</w:t>
             </w:r>
           </w:p>
         </w:tc>
@@ -1372,7 +1465,7 @@
                 <w:b w:val="0"/>
                 <w:sz w:val="18"/>
               </w:rPr>
-              <w:t>3</w:t>
+              <w:t>4</w:t>
             </w:r>
           </w:p>
         </w:tc>
@@ -1465,7 +1558,7 @@
                 <w:b w:val="0"/>
                 <w:sz w:val="18"/>
               </w:rPr>
-              <w:t>4</w:t>
+              <w:t>5</w:t>
             </w:r>
           </w:p>
         </w:tc>
@@ -2498,7 +2591,7 @@
         <w:rPr>
           <w:sz w:val="19"/>
         </w:rPr>
-        <w:t>[Must have 5+ years of hands-on performance marketing expe...] Performance marketer with 7 years of experience scaling paid acquisition for</w:t>
+        <w:t>[Must have 5+ years of hands-on performance marketing expe...] Performance marketer with 7 years of experience scaling paid acquisition for subscription and high-consideration consumer products.</w:t>
       </w:r>
     </w:p>
     <w:p>
@@ -2676,7 +2769,1074 @@
         <w:rPr>
           <w:color w:val="1F3864"/>
         </w:rPr>
-        <w:t>2. Candidate 007</w:t>
+        <w:t>2. Priya Raghavan</w:t>
+      </w:r>
+    </w:p>
+    <w:p>
+      <w:pPr>
+        <w:spacing w:after="40"/>
+      </w:pPr>
+      <w:r>
+        <w:rPr>
+          <w:b w:val="0"/>
+          <w:i/>
+          <w:color w:val="595959"/>
+          <w:sz w:val="18"/>
+        </w:rPr>
+        <w:t>Resume: scanned_resume.pdf</w:t>
+      </w:r>
+    </w:p>
+    <w:p>
+      <w:pPr>
+        <w:spacing w:after="40"/>
+      </w:pPr>
+      <w:r>
+        <w:rPr>
+          <w:b/>
+          <w:i w:val="0"/>
+          <w:sz w:val="22"/>
+        </w:rPr>
+        <w:t>Overall score: 59/100   ·   Recommendation: Partial Match</w:t>
+      </w:r>
+    </w:p>
+    <w:p>
+      <w:pPr>
+        <w:spacing w:after="160"/>
+      </w:pPr>
+      <w:r>
+        <w:rPr>
+          <w:b w:val="0"/>
+          <w:i w:val="0"/>
+          <w:color w:val="595959"/>
+          <w:sz w:val="19"/>
+        </w:rPr>
+        <w:t>Why this recommendation: Weighted score of 59/100 falls in the 'Partial Match' band. Meets all 7 mandatory requirement(s).</w:t>
+      </w:r>
+    </w:p>
+    <w:p>
+      <w:pPr>
+        <w:pStyle w:val="Heading2"/>
+      </w:pPr>
+      <w:r>
+        <w:rPr>
+          <w:color w:val="1F3864"/>
+        </w:rPr>
+        <w:t>Score Breakdown</w:t>
+      </w:r>
+    </w:p>
+    <w:tbl>
+      <w:tblPr>
+        <w:tblStyle w:val="TableGrid"/>
+        <w:tblW w:type="auto" w:w="0"/>
+        <w:tblLook w:firstColumn="1" w:firstRow="1" w:lastColumn="0" w:lastRow="0" w:noHBand="0" w:noVBand="1" w:val="04A0"/>
+      </w:tblPr>
+      <w:tblGrid>
+        <w:gridCol w:w="3312"/>
+        <w:gridCol w:w="3312"/>
+        <w:gridCol w:w="3312"/>
+      </w:tblGrid>
+      <w:tr>
+        <w:tc>
+          <w:tcPr>
+            <w:tcW w:type="dxa" w:w="2448"/>
+            <w:shd w:val="clear" w:color="auto" w:fill="1F3864"/>
+          </w:tcPr>
+          <w:p>
+            <w:r>
+              <w:rPr>
+                <w:b/>
+                <w:color w:val="FFFFFF"/>
+                <w:sz w:val="18"/>
+              </w:rPr>
+            </w:r>
+            <w:r>
+              <w:rPr>
+                <w:b/>
+                <w:color w:val="FFFFFF"/>
+                <w:sz w:val="18"/>
+              </w:rPr>
+              <w:t>Category</w:t>
+            </w:r>
+          </w:p>
+        </w:tc>
+        <w:tc>
+          <w:tcPr>
+            <w:tcW w:type="dxa" w:w="1296"/>
+            <w:shd w:val="clear" w:color="auto" w:fill="1F3864"/>
+          </w:tcPr>
+          <w:p>
+            <w:r>
+              <w:rPr>
+                <w:b/>
+                <w:color w:val="FFFFFF"/>
+                <w:sz w:val="18"/>
+              </w:rPr>
+            </w:r>
+            <w:r>
+              <w:rPr>
+                <w:b/>
+                <w:color w:val="FFFFFF"/>
+                <w:sz w:val="18"/>
+              </w:rPr>
+              <w:t>Score</w:t>
+            </w:r>
+          </w:p>
+        </w:tc>
+        <w:tc>
+          <w:tcPr>
+            <w:tcW w:type="dxa" w:w="5760"/>
+            <w:shd w:val="clear" w:color="auto" w:fill="1F3864"/>
+          </w:tcPr>
+          <w:p>
+            <w:r>
+              <w:rPr>
+                <w:b/>
+                <w:color w:val="FFFFFF"/>
+                <w:sz w:val="18"/>
+              </w:rPr>
+            </w:r>
+            <w:r>
+              <w:rPr>
+                <w:b/>
+                <w:color w:val="FFFFFF"/>
+                <w:sz w:val="18"/>
+              </w:rPr>
+              <w:t>Reasoning</w:t>
+            </w:r>
+          </w:p>
+        </w:tc>
+      </w:tr>
+      <w:tr>
+        <w:tc>
+          <w:tcPr>
+            <w:tcW w:type="dxa" w:w="2448"/>
+          </w:tcPr>
+          <w:p>
+            <w:r/>
+            <w:r>
+              <w:rPr>
+                <w:b/>
+                <w:sz w:val="18"/>
+              </w:rPr>
+              <w:t>Relevant Experience</w:t>
+            </w:r>
+          </w:p>
+        </w:tc>
+        <w:tc>
+          <w:tcPr>
+            <w:tcW w:type="dxa" w:w="1296"/>
+          </w:tcPr>
+          <w:p>
+            <w:r/>
+            <w:r>
+              <w:rPr>
+                <w:b w:val="0"/>
+                <w:sz w:val="18"/>
+              </w:rPr>
+              <w:t>16.8/25</w:t>
+            </w:r>
+          </w:p>
+        </w:tc>
+        <w:tc>
+          <w:tcPr>
+            <w:tcW w:type="dxa" w:w="5760"/>
+          </w:tcPr>
+          <w:p>
+            <w:r/>
+            <w:r>
+              <w:rPr>
+                <w:b w:val="0"/>
+                <w:sz w:val="17"/>
+              </w:rPr>
+              <w:t>Role relevance 52%, title relevance 67%, duration fit 100%. Most relevant title held: Performance Marketing Lead 6 years of experience (stated in resume) meets the JD minimum of 5.</w:t>
+            </w:r>
+          </w:p>
+        </w:tc>
+      </w:tr>
+      <w:tr>
+        <w:tc>
+          <w:tcPr>
+            <w:tcW w:type="dxa" w:w="2448"/>
+          </w:tcPr>
+          <w:p>
+            <w:r/>
+            <w:r>
+              <w:rPr>
+                <w:b/>
+                <w:sz w:val="18"/>
+              </w:rPr>
+              <w:t>Required Skills</w:t>
+            </w:r>
+          </w:p>
+        </w:tc>
+        <w:tc>
+          <w:tcPr>
+            <w:tcW w:type="dxa" w:w="1296"/>
+          </w:tcPr>
+          <w:p>
+            <w:r/>
+            <w:r>
+              <w:rPr>
+                <w:b w:val="0"/>
+                <w:sz w:val="18"/>
+              </w:rPr>
+              <w:t>20.7/25</w:t>
+            </w:r>
+          </w:p>
+        </w:tc>
+        <w:tc>
+          <w:tcPr>
+            <w:tcW w:type="dxa" w:w="5760"/>
+          </w:tcPr>
+          <w:p>
+            <w:r/>
+            <w:r>
+              <w:rPr>
+                <w:b w:val="0"/>
+                <w:sz w:val="17"/>
+              </w:rPr>
+              <w:t>Evidenced 5 of 5 required skill/experience requirement(s). All required items are supported by resume evidence.</w:t>
+            </w:r>
+          </w:p>
+        </w:tc>
+      </w:tr>
+      <w:tr>
+        <w:tc>
+          <w:tcPr>
+            <w:tcW w:type="dxa" w:w="2448"/>
+          </w:tcPr>
+          <w:p>
+            <w:r/>
+            <w:r>
+              <w:rPr>
+                <w:b/>
+                <w:sz w:val="18"/>
+              </w:rPr>
+              <w:t>JD Alignment</w:t>
+            </w:r>
+          </w:p>
+        </w:tc>
+        <w:tc>
+          <w:tcPr>
+            <w:tcW w:type="dxa" w:w="1296"/>
+          </w:tcPr>
+          <w:p>
+            <w:r/>
+            <w:r>
+              <w:rPr>
+                <w:b w:val="0"/>
+                <w:sz w:val="18"/>
+              </w:rPr>
+              <w:t>10.4/20</w:t>
+            </w:r>
+          </w:p>
+        </w:tc>
+        <w:tc>
+          <w:tcPr>
+            <w:tcW w:type="dxa" w:w="5760"/>
+          </w:tcPr>
+          <w:p>
+            <w:r/>
+            <w:r>
+              <w:rPr>
+                <w:b w:val="0"/>
+                <w:sz w:val="17"/>
+              </w:rPr>
+              <w:t>Overall requirement coverage 55%; evidence aligns with 4 of 6 key responsibilities in the JD.</w:t>
+            </w:r>
+          </w:p>
+        </w:tc>
+      </w:tr>
+      <w:tr>
+        <w:tc>
+          <w:tcPr>
+            <w:tcW w:type="dxa" w:w="2448"/>
+          </w:tcPr>
+          <w:p>
+            <w:r/>
+            <w:r>
+              <w:rPr>
+                <w:b/>
+                <w:sz w:val="18"/>
+              </w:rPr>
+              <w:t>Industry / Domain Relevance</w:t>
+            </w:r>
+          </w:p>
+        </w:tc>
+        <w:tc>
+          <w:tcPr>
+            <w:tcW w:type="dxa" w:w="1296"/>
+          </w:tcPr>
+          <w:p>
+            <w:r/>
+            <w:r>
+              <w:rPr>
+                <w:b w:val="0"/>
+                <w:sz w:val="18"/>
+              </w:rPr>
+              <w:t>0/10</w:t>
+            </w:r>
+          </w:p>
+        </w:tc>
+        <w:tc>
+          <w:tcPr>
+            <w:tcW w:type="dxa" w:w="5760"/>
+          </w:tcPr>
+          <w:p>
+            <w:r/>
+            <w:r>
+              <w:rPr>
+                <w:b w:val="0"/>
+                <w:sz w:val="17"/>
+              </w:rPr>
+              <w:t>No resume evidence of the industry/domain the JD asks for: Preferred: experience in edtech or another high-consideration B2C c....</w:t>
+            </w:r>
+          </w:p>
+        </w:tc>
+      </w:tr>
+      <w:tr>
+        <w:tc>
+          <w:tcPr>
+            <w:tcW w:type="dxa" w:w="2448"/>
+          </w:tcPr>
+          <w:p>
+            <w:r/>
+            <w:r>
+              <w:rPr>
+                <w:b/>
+                <w:sz w:val="18"/>
+              </w:rPr>
+              <w:t>Education &amp; Certifications</w:t>
+            </w:r>
+          </w:p>
+        </w:tc>
+        <w:tc>
+          <w:tcPr>
+            <w:tcW w:type="dxa" w:w="1296"/>
+          </w:tcPr>
+          <w:p>
+            <w:r/>
+            <w:r>
+              <w:rPr>
+                <w:b w:val="0"/>
+                <w:sz w:val="18"/>
+              </w:rPr>
+              <w:t>7.3/10</w:t>
+            </w:r>
+          </w:p>
+        </w:tc>
+        <w:tc>
+          <w:tcPr>
+            <w:tcW w:type="dxa" w:w="5760"/>
+          </w:tcPr>
+          <w:p>
+            <w:r/>
+            <w:r>
+              <w:rPr>
+                <w:b w:val="0"/>
+                <w:sz w:val="17"/>
+              </w:rPr>
+              <w:t>Matched 2 of 2 education/certification requirement(s).</w:t>
+            </w:r>
+          </w:p>
+        </w:tc>
+      </w:tr>
+      <w:tr>
+        <w:tc>
+          <w:tcPr>
+            <w:tcW w:type="dxa" w:w="2448"/>
+          </w:tcPr>
+          <w:p>
+            <w:r/>
+            <w:r>
+              <w:rPr>
+                <w:b/>
+                <w:sz w:val="18"/>
+              </w:rPr>
+              <w:t>Preferred Requirements</w:t>
+            </w:r>
+          </w:p>
+        </w:tc>
+        <w:tc>
+          <w:tcPr>
+            <w:tcW w:type="dxa" w:w="1296"/>
+          </w:tcPr>
+          <w:p>
+            <w:r/>
+            <w:r>
+              <w:rPr>
+                <w:b w:val="0"/>
+                <w:sz w:val="18"/>
+              </w:rPr>
+              <w:t>3.8/10</w:t>
+            </w:r>
+          </w:p>
+        </w:tc>
+        <w:tc>
+          <w:tcPr>
+            <w:tcW w:type="dxa" w:w="5760"/>
+          </w:tcPr>
+          <w:p>
+            <w:r/>
+            <w:r>
+              <w:rPr>
+                <w:b w:val="0"/>
+                <w:sz w:val="17"/>
+              </w:rPr>
+              <w:t>Evidenced 5 of 11 preferred requirement(s).</w:t>
+            </w:r>
+          </w:p>
+        </w:tc>
+      </w:tr>
+      <w:tr>
+        <w:tc>
+          <w:tcPr>
+            <w:tcW w:type="dxa" w:w="2448"/>
+            <w:shd w:val="clear" w:color="auto" w:fill="F2F2F2"/>
+          </w:tcPr>
+          <w:p>
+            <w:r/>
+            <w:r>
+              <w:rPr>
+                <w:b/>
+                <w:sz w:val="18"/>
+              </w:rPr>
+              <w:t>TOTAL</w:t>
+            </w:r>
+          </w:p>
+        </w:tc>
+        <w:tc>
+          <w:tcPr>
+            <w:tcW w:type="dxa" w:w="1296"/>
+            <w:shd w:val="clear" w:color="auto" w:fill="F2F2F2"/>
+          </w:tcPr>
+          <w:p>
+            <w:r/>
+            <w:r>
+              <w:rPr>
+                <w:b/>
+                <w:sz w:val="18"/>
+              </w:rPr>
+              <w:t>59/100</w:t>
+            </w:r>
+          </w:p>
+        </w:tc>
+        <w:tc>
+          <w:tcPr>
+            <w:tcW w:type="dxa" w:w="5760"/>
+            <w:shd w:val="clear" w:color="auto" w:fill="F2F2F2"/>
+          </w:tcPr>
+          <w:p>
+            <w:r/>
+            <w:r>
+              <w:rPr>
+                <w:b/>
+                <w:sz w:val="18"/>
+              </w:rPr>
+            </w:r>
+          </w:p>
+        </w:tc>
+      </w:tr>
+    </w:tbl>
+    <w:p>
+      <w:pPr>
+        <w:pStyle w:val="Heading2"/>
+      </w:pPr>
+      <w:r>
+        <w:rPr>
+          <w:color w:val="1F3864"/>
+        </w:rPr>
+        <w:t>Relevant Experience</w:t>
+      </w:r>
+    </w:p>
+    <w:p>
+      <w:pPr>
+        <w:spacing w:after="80"/>
+      </w:pPr>
+      <w:r>
+        <w:rPr>
+          <w:b w:val="0"/>
+          <w:i w:val="0"/>
+          <w:sz w:val="19"/>
+        </w:rPr>
+        <w:t>6 years (stated in resume) · Most recent relevant title: Performance Marketing Lead · BrightPath Learning, Vertex Retail</w:t>
+      </w:r>
+    </w:p>
+    <w:p>
+      <w:pPr>
+        <w:pStyle w:val="Heading2"/>
+      </w:pPr>
+      <w:r>
+        <w:rPr>
+          <w:color w:val="1F3864"/>
+        </w:rPr>
+        <w:t>Key Strengths</w:t>
+      </w:r>
+    </w:p>
+    <w:p>
+      <w:pPr>
+        <w:pStyle w:val="ListBullet"/>
+        <w:spacing w:after="40"/>
+      </w:pPr>
+      <w:r>
+        <w:rPr>
+          <w:sz w:val="19"/>
+        </w:rPr>
+        <w:t>Meets the JD minimum of 5 years with 6 years (stated in resume).</w:t>
+      </w:r>
+    </w:p>
+    <w:p>
+      <w:pPr>
+        <w:pStyle w:val="ListBullet"/>
+        <w:spacing w:after="40"/>
+      </w:pPr>
+      <w:r>
+        <w:rPr>
+          <w:sz w:val="19"/>
+        </w:rPr>
+        <w:t>Mandatory: strong command of conversion rate optimization and A/B testing. — 100% relevance. Evidence: "Ran continuous A/B testing on landing pages and ad creatives."</w:t>
+      </w:r>
+    </w:p>
+    <w:p>
+      <w:pPr>
+        <w:pStyle w:val="ListBullet"/>
+        <w:spacing w:after="40"/>
+      </w:pPr>
+      <w:r>
+        <w:rPr>
+          <w:sz w:val="19"/>
+        </w:rPr>
+        <w:t>Required: proven expertise running Google Ads and Meta Ads at scale. — 89% relevance. Evidence: "Owned paid acquisition across Google Ads and Meta Ads with a monthly budget of INR 90 lakh."</w:t>
+      </w:r>
+    </w:p>
+    <w:p>
+      <w:pPr>
+        <w:pStyle w:val="ListBullet"/>
+        <w:spacing w:after="40"/>
+      </w:pPr>
+      <w:r>
+        <w:rPr>
+          <w:sz w:val="19"/>
+        </w:rPr>
+        <w:t>Own and scale paid acquisition across Google Ads and Meta Ads with a monthly budget above INR 1 crore. — 85% relevance. Evidence: "Owned paid acquisition across Google Ads and Meta Ads with a monthly budget of INR 90 lakh."</w:t>
+      </w:r>
+    </w:p>
+    <w:p>
+      <w:pPr>
+        <w:pStyle w:val="ListBullet"/>
+        <w:spacing w:after="40"/>
+      </w:pPr>
+      <w:r>
+        <w:rPr>
+          <w:sz w:val="19"/>
+        </w:rPr>
+        <w:t>This is a hybrid role based in Bengaluru. Candidates must be willing to work from the Bengaluru office thre... — 85% relevance. Evidence: "Location: Bengaluru"</w:t>
+      </w:r>
+    </w:p>
+    <w:p>
+      <w:pPr>
+        <w:pStyle w:val="ListBullet"/>
+        <w:spacing w:after="40"/>
+      </w:pPr>
+      <w:r>
+        <w:rPr>
+          <w:sz w:val="19"/>
+        </w:rPr>
+        <w:t>Essential: working knowledge of GA4 and marketing analytics dashboards. — 80% relevance. Evidence: "Reported CAC and ROAS to leadership weekly using GA4."</w:t>
+      </w:r>
+    </w:p>
+    <w:p>
+      <w:pPr>
+        <w:pStyle w:val="Heading2"/>
+      </w:pPr>
+      <w:r>
+        <w:rPr>
+          <w:color w:val="1F3864"/>
+        </w:rPr>
+        <w:t>Key Concerns</w:t>
+      </w:r>
+    </w:p>
+    <w:p>
+      <w:pPr>
+        <w:pStyle w:val="ListBullet"/>
+        <w:spacing w:after="40"/>
+      </w:pPr>
+      <w:r>
+        <w:rPr>
+          <w:sz w:val="19"/>
+        </w:rPr>
+        <w:t>Preferred requirements not evidenced: Partner with the content team on ad copy and landing page messaging for high-consideration programs.; Manage and mentor a team of two performance marketing executives.; Preferred: experience in edtech or another high-...</w:t>
+      </w:r>
+    </w:p>
+    <w:p>
+      <w:pPr>
+        <w:pStyle w:val="Heading2"/>
+      </w:pPr>
+      <w:r>
+        <w:rPr>
+          <w:color w:val="1F3864"/>
+        </w:rPr>
+        <w:t>Mandatory Requirements</w:t>
+      </w:r>
+    </w:p>
+    <w:p>
+      <w:pPr>
+        <w:spacing w:after="40"/>
+      </w:pPr>
+      <w:r>
+        <w:rPr>
+          <w:b/>
+          <w:i w:val="0"/>
+          <w:sz w:val="19"/>
+        </w:rPr>
+        <w:t>Met:</w:t>
+      </w:r>
+    </w:p>
+    <w:p>
+      <w:pPr>
+        <w:pStyle w:val="ListBullet"/>
+        <w:spacing w:after="40"/>
+      </w:pPr>
+      <w:r>
+        <w:rPr>
+          <w:sz w:val="19"/>
+        </w:rPr>
+        <w:t>Must have 5+ years of hands-on performance marketing experience.</w:t>
+      </w:r>
+    </w:p>
+    <w:p>
+      <w:pPr>
+        <w:pStyle w:val="ListBullet"/>
+        <w:spacing w:after="40"/>
+      </w:pPr>
+      <w:r>
+        <w:rPr>
+          <w:sz w:val="19"/>
+        </w:rPr>
+        <w:t>Required: proven expertise running Google Ads and Meta Ads at scale.</w:t>
+      </w:r>
+    </w:p>
+    <w:p>
+      <w:pPr>
+        <w:pStyle w:val="ListBullet"/>
+        <w:spacing w:after="40"/>
+      </w:pPr>
+      <w:r>
+        <w:rPr>
+          <w:sz w:val="19"/>
+        </w:rPr>
+        <w:t>Mandatory: strong command of conversion rate optimization and A/B testing.</w:t>
+      </w:r>
+    </w:p>
+    <w:p>
+      <w:pPr>
+        <w:pStyle w:val="ListBullet"/>
+        <w:spacing w:after="40"/>
+      </w:pPr>
+      <w:r>
+        <w:rPr>
+          <w:sz w:val="19"/>
+        </w:rPr>
+        <w:t>Essential: working knowledge of GA4 and marketing analytics dashboards.</w:t>
+      </w:r>
+    </w:p>
+    <w:p>
+      <w:pPr>
+        <w:pStyle w:val="ListBullet"/>
+        <w:spacing w:after="40"/>
+      </w:pPr>
+      <w:r>
+        <w:rPr>
+          <w:sz w:val="19"/>
+        </w:rPr>
+        <w:t>Required qualification: Bachelor's degree in any discipline.</w:t>
+      </w:r>
+    </w:p>
+    <w:p>
+      <w:pPr>
+        <w:pStyle w:val="ListBullet"/>
+        <w:spacing w:after="40"/>
+      </w:pPr>
+      <w:r>
+        <w:rPr>
+          <w:sz w:val="19"/>
+        </w:rPr>
+        <w:t>Must have experience owning CAC, ROAS and unit economics for a paid funnel.</w:t>
+      </w:r>
+    </w:p>
+    <w:p>
+      <w:pPr>
+        <w:pStyle w:val="ListBullet"/>
+        <w:spacing w:after="40"/>
+      </w:pPr>
+      <w:r>
+        <w:rPr>
+          <w:sz w:val="19"/>
+        </w:rPr>
+        <w:t>This is a hybrid role based in Bengaluru. Candidates must be willing to work from the Bengaluru office three days a week.</w:t>
+      </w:r>
+    </w:p>
+    <w:p>
+      <w:pPr>
+        <w:spacing w:after="40"/>
+      </w:pPr>
+      <w:r>
+        <w:rPr>
+          <w:b/>
+          <w:i w:val="0"/>
+          <w:sz w:val="19"/>
+        </w:rPr>
+        <w:t>Not evidenced:</w:t>
+      </w:r>
+    </w:p>
+    <w:p>
+      <w:pPr>
+        <w:spacing w:after="80"/>
+      </w:pPr>
+      <w:r>
+        <w:rPr>
+          <w:b w:val="0"/>
+          <w:i/>
+          <w:color w:val="595959"/>
+          <w:sz w:val="19"/>
+        </w:rPr>
+        <w:t>None — all mandatory requirements are met.</w:t>
+      </w:r>
+    </w:p>
+    <w:p>
+      <w:pPr>
+        <w:pStyle w:val="Heading2"/>
+      </w:pPr>
+      <w:r>
+        <w:rPr>
+          <w:color w:val="1F3864"/>
+        </w:rPr>
+        <w:t>Missing Information</w:t>
+      </w:r>
+    </w:p>
+    <w:p>
+      <w:pPr>
+        <w:spacing w:after="60"/>
+      </w:pPr>
+      <w:r>
+        <w:rPr>
+          <w:b w:val="0"/>
+          <w:i/>
+          <w:color w:val="595959"/>
+          <w:sz w:val="17"/>
+        </w:rPr>
+        <w:t>Recorded exactly as found: nothing below is inferred about the candidate.</w:t>
+      </w:r>
+    </w:p>
+    <w:p>
+      <w:pPr>
+        <w:pStyle w:val="ListBullet"/>
+        <w:spacing w:after="40"/>
+      </w:pPr>
+      <w:r>
+        <w:rPr>
+          <w:sz w:val="19"/>
+        </w:rPr>
+        <w:t>Notice period: Not mentioned in resume</w:t>
+      </w:r>
+    </w:p>
+    <w:p>
+      <w:pPr>
+        <w:pStyle w:val="Heading2"/>
+      </w:pPr>
+      <w:r>
+        <w:rPr>
+          <w:color w:val="1F3864"/>
+        </w:rPr>
+        <w:t>Resume Evidence</w:t>
+      </w:r>
+    </w:p>
+    <w:p>
+      <w:pPr>
+        <w:spacing w:after="60"/>
+      </w:pPr>
+      <w:r>
+        <w:rPr>
+          <w:b w:val="0"/>
+          <w:i/>
+          <w:color w:val="595959"/>
+          <w:sz w:val="17"/>
+        </w:rPr>
+        <w:t>Quotes taken from the resume, tagged with the requirement they support.</w:t>
+      </w:r>
+    </w:p>
+    <w:p>
+      <w:pPr>
+        <w:pStyle w:val="ListBullet"/>
+        <w:spacing w:after="40"/>
+      </w:pPr>
+      <w:r>
+        <w:rPr>
+          <w:sz w:val="19"/>
+        </w:rPr>
+        <w:t>[Mandatory: strong command of conversion rate optimization...] Ran continuous A/B testing on landing pages and ad creatives.</w:t>
+      </w:r>
+    </w:p>
+    <w:p>
+      <w:pPr>
+        <w:pStyle w:val="ListBullet"/>
+        <w:spacing w:after="40"/>
+      </w:pPr>
+      <w:r>
+        <w:rPr>
+          <w:sz w:val="19"/>
+        </w:rPr>
+        <w:t>[Required: proven expertise running Google Ads and Meta Ad...] Owned paid acquisition across Google Ads and Meta Ads with a monthly budget of INR 90 lakh.</w:t>
+      </w:r>
+    </w:p>
+    <w:p>
+      <w:pPr>
+        <w:pStyle w:val="ListBullet"/>
+        <w:spacing w:after="40"/>
+      </w:pPr>
+      <w:r>
+        <w:rPr>
+          <w:sz w:val="19"/>
+        </w:rPr>
+        <w:t>[This is a hybrid role based in Bengaluru. Candidates must...] Location: Bengaluru</w:t>
+      </w:r>
+    </w:p>
+    <w:p>
+      <w:pPr>
+        <w:pStyle w:val="ListBullet"/>
+        <w:spacing w:after="40"/>
+      </w:pPr>
+      <w:r>
+        <w:rPr>
+          <w:sz w:val="19"/>
+        </w:rPr>
+        <w:t>[Essential: working knowledge of GA4 and marketing analyti...] Reported CAC and ROAS to leadership weekly using GA4.</w:t>
+      </w:r>
+    </w:p>
+    <w:p>
+      <w:pPr>
+        <w:pStyle w:val="ListBullet"/>
+        <w:spacing w:after="40"/>
+      </w:pPr>
+      <w:r>
+        <w:rPr>
+          <w:sz w:val="19"/>
+        </w:rPr>
+        <w:t>[Advantage: Google Ads certification.] Ran paid search campaigns for an ecommerce marketplace.</w:t>
+      </w:r>
+    </w:p>
+    <w:p>
+      <w:pPr>
+        <w:pStyle w:val="ListBullet"/>
+        <w:spacing w:after="40"/>
+      </w:pPr>
+      <w:r>
+        <w:rPr>
+          <w:sz w:val="19"/>
+        </w:rPr>
+        <w:t>[Must have 5+ years of hands-on performance marketing expe...] Performance marketing lead with 6 years of experience scaling paid acquisition for consumer subscription products.</w:t>
+      </w:r>
+    </w:p>
+    <w:p>
+      <w:pPr>
+        <w:pStyle w:val="ListBullet"/>
+        <w:spacing w:after="40"/>
+      </w:pPr>
+      <w:r>
+        <w:rPr>
+          <w:sz w:val="19"/>
+        </w:rPr>
+        <w:t>[Drive down cost per enrolment while growing qualified lea...] Reduced cost per enrolment by 28% while growing qualified leads 1.9x.</w:t>
+      </w:r>
+    </w:p>
+    <w:p>
+      <w:pPr>
+        <w:pStyle w:val="ListBullet"/>
+        <w:spacing w:after="40"/>
+      </w:pPr>
+      <w:r>
+        <w:rPr>
+          <w:sz w:val="19"/>
+        </w:rPr>
+        <w:t>[Required qualification: Bachelor's degree in any discipline.] B.Sc Statistics - Bangalore University, 2016</w:t>
+      </w:r>
+    </w:p>
+    <w:p>
+      <w:pPr>
+        <w:pStyle w:val="ListBullet"/>
+        <w:spacing w:after="40"/>
+      </w:pPr>
+      <w:r>
+        <w:rPr>
+          <w:sz w:val="19"/>
+        </w:rPr>
+        <w:t>[Good to have: experience with SQL for self-serve funnel a...] Google Ads, Meta Ads, GA4, SQL, A/B testing, conversion rate optimization</w:t>
+      </w:r>
+    </w:p>
+    <w:p>
+      <w:pPr>
+        <w:pStyle w:val="Heading2"/>
+      </w:pPr>
+      <w:r>
+        <w:rPr>
+          <w:color w:val="1F3864"/>
+        </w:rPr>
+        <w:t>Recruiter Notes</w:t>
+      </w:r>
+    </w:p>
+    <w:tbl>
+      <w:tblPr>
+        <w:tblStyle w:val="LightList-Accent1"/>
+        <w:tblW w:type="auto" w:w="0"/>
+        <w:tblLook w:firstColumn="1" w:firstRow="1" w:lastColumn="0" w:lastRow="0" w:noHBand="0" w:noVBand="1" w:val="04A0"/>
+      </w:tblPr>
+      <w:tblGrid>
+        <w:gridCol w:w="4968"/>
+        <w:gridCol w:w="4968"/>
+      </w:tblGrid>
+      <w:tr>
+        <w:tc>
+          <w:tcPr>
+            <w:tcW w:type="dxa" w:w="2016"/>
+          </w:tcPr>
+          <w:p>
+            <w:r/>
+            <w:r>
+              <w:rPr>
+                <w:b/>
+                <w:sz w:val="18"/>
+              </w:rPr>
+              <w:t>Shortlisted</w:t>
+            </w:r>
+          </w:p>
+        </w:tc>
+        <w:tc>
+          <w:tcPr>
+            <w:tcW w:type="dxa" w:w="7488"/>
+          </w:tcPr>
+          <w:p>
+            <w:r/>
+            <w:r>
+              <w:rPr>
+                <w:b w:val="0"/>
+                <w:sz w:val="18"/>
+              </w:rPr>
+              <w:t>No</w:t>
+            </w:r>
+          </w:p>
+        </w:tc>
+      </w:tr>
+      <w:tr>
+        <w:tc>
+          <w:tcPr>
+            <w:tcW w:type="dxa" w:w="2016"/>
+          </w:tcPr>
+          <w:p>
+            <w:r/>
+            <w:r>
+              <w:rPr>
+                <w:b/>
+                <w:sz w:val="18"/>
+              </w:rPr>
+              <w:t>Interview status</w:t>
+            </w:r>
+          </w:p>
+        </w:tc>
+        <w:tc>
+          <w:tcPr>
+            <w:tcW w:type="dxa" w:w="7488"/>
+          </w:tcPr>
+          <w:p>
+            <w:r/>
+            <w:r>
+              <w:rPr>
+                <w:b w:val="0"/>
+                <w:sz w:val="18"/>
+              </w:rPr>
+              <w:t>Not Reviewed</w:t>
+            </w:r>
+          </w:p>
+        </w:tc>
+      </w:tr>
+      <w:tr>
+        <w:tc>
+          <w:tcPr>
+            <w:tcW w:type="dxa" w:w="2016"/>
+          </w:tcPr>
+          <w:p>
+            <w:r/>
+            <w:r>
+              <w:rPr>
+                <w:b/>
+                <w:sz w:val="18"/>
+              </w:rPr>
+              <w:t>Final decision</w:t>
+            </w:r>
+          </w:p>
+        </w:tc>
+        <w:tc>
+          <w:tcPr>
+            <w:tcW w:type="dxa" w:w="7488"/>
+          </w:tcPr>
+          <w:p>
+            <w:r/>
+            <w:r>
+              <w:rPr>
+                <w:b w:val="0"/>
+                <w:sz w:val="18"/>
+              </w:rPr>
+              <w:t>Not recorded</w:t>
+            </w:r>
+          </w:p>
+        </w:tc>
+      </w:tr>
+      <w:tr>
+        <w:tc>
+          <w:tcPr>
+            <w:tcW w:type="dxa" w:w="2016"/>
+          </w:tcPr>
+          <w:p>
+            <w:r/>
+            <w:r>
+              <w:rPr>
+                <w:b/>
+                <w:sz w:val="18"/>
+              </w:rPr>
+              <w:t>Notes</w:t>
+            </w:r>
+          </w:p>
+        </w:tc>
+        <w:tc>
+          <w:tcPr>
+            <w:tcW w:type="dxa" w:w="7488"/>
+          </w:tcPr>
+          <w:p>
+            <w:r/>
+            <w:r>
+              <w:rPr>
+                <w:b w:val="0"/>
+                <w:sz w:val="18"/>
+              </w:rPr>
+              <w:t>________________________________________</w:t>
+            </w:r>
+          </w:p>
+        </w:tc>
+      </w:tr>
+    </w:tbl>
+    <w:p>
+      <w:r>
+        <w:br w:type="page"/>
+      </w:r>
+    </w:p>
+    <w:p>
+      <w:pPr>
+        <w:pStyle w:val="Heading1"/>
+      </w:pPr>
+      <w:r>
+        <w:rPr>
+          <w:color w:val="1F3864"/>
+        </w:rPr>
+        <w:t>3. Candidate 008</w:t>
       </w:r>
     </w:p>
     <w:p>
@@ -3575,7 +4735,7 @@
         <w:rPr>
           <w:sz w:val="19"/>
         </w:rPr>
-        <w:t>[Must have 5+ years of hands-on performance marketing expe...] Growth marketing lead with 8 years of experience in paid acquisition for</w:t>
+        <w:t>[Must have 5+ years of hands-on performance marketing expe...] Growth marketing lead with 8 years of experience in paid acquisition for consumer subscription businesses.</w:t>
       </w:r>
     </w:p>
     <w:p>
@@ -3765,7 +4925,7 @@
         <w:rPr>
           <w:color w:val="1F3864"/>
         </w:rPr>
-        <w:t>3. Rahul Nair</w:t>
+        <w:t>4. Rahul Nair</w:t>
       </w:r>
     </w:p>
     <w:p>
@@ -4842,7 +6002,7 @@
         <w:rPr>
           <w:color w:val="1F3864"/>
         </w:rPr>
-        <w:t>4. Vikram Desai</w:t>
+        <w:t>5. Vikram Desai</w:t>
       </w:r>
     </w:p>
     <w:p>

--- a/outputs/sample_candidate_report.docx
+++ b/outputs/sample_candidate_report.docx
@@ -37,7 +37,7 @@
           <w:color w:val="595959"/>
           <w:sz w:val="18"/>
         </w:rPr>
-        <w:t>Generated 19 September 2026, 11:06  ·  Analysis method: Offline heuristic analyzer</w:t>
+        <w:t>Generated 19 September 2026, 12:33  ·  Analysis method: Offline heuristic analyzer</w:t>
       </w:r>
     </w:p>
     <w:p>
